--- a/Analysis/India/Indian_Results_Week.docx
+++ b/Analysis/India/Indian_Results_Week.docx
@@ -46,7 +46,7 @@
         <w:rPr>
           <w:lang w:val="en-US"/>
         </w:rPr>
-        <w:t>Conduct a comprehensive analysis of Indian stocks (NSE/BSE listed) with quarterly/annual results announcements scheduled for this week (September 16-20, 2025) and provide detailed market intelligence for investment decision-making.</w:t>
+        <w:t>Conduct a comprehensive analysis of Indian stocks (NSE/BSE listed) with quarterly/annual results announcements scheduled for this week  and provide detailed market intelligence for investment decision-making.</w:t>
       </w:r>
     </w:p>
     <w:p>
@@ -122,7 +122,21 @@
         <w:rPr>
           <w:lang w:val="en-US"/>
         </w:rPr>
-        <w:t>Primary sources: NSE India, BSE India, Moneycontrol, Economic Times Markets</w:t>
+        <w:t xml:space="preserve">Primary sources: NSE India, BSE India, </w:t>
+      </w:r>
+      <w:proofErr w:type="spellStart"/>
+      <w:r>
+        <w:rPr>
+          <w:lang w:val="en-US"/>
+        </w:rPr>
+        <w:t>Moneycontrol</w:t>
+      </w:r>
+      <w:proofErr w:type="spellEnd"/>
+      <w:r>
+        <w:rPr>
+          <w:lang w:val="en-US"/>
+        </w:rPr>
+        <w:t>, Economic Times Markets</w:t>
       </w:r>
     </w:p>
     <w:p>
@@ -139,7 +153,35 @@
         <w:rPr>
           <w:lang w:val="en-US"/>
         </w:rPr>
-        <w:t>Secondary sources: Investing.com India, Equitymaster, NiftyTrader, Research360</w:t>
+        <w:t xml:space="preserve">Secondary sources: Investing.com India, </w:t>
+      </w:r>
+      <w:proofErr w:type="spellStart"/>
+      <w:r>
+        <w:rPr>
+          <w:lang w:val="en-US"/>
+        </w:rPr>
+        <w:t>Equitymaster</w:t>
+      </w:r>
+      <w:proofErr w:type="spellEnd"/>
+      <w:r>
+        <w:rPr>
+          <w:lang w:val="en-US"/>
+        </w:rPr>
+        <w:t xml:space="preserve">, </w:t>
+      </w:r>
+      <w:proofErr w:type="spellStart"/>
+      <w:r>
+        <w:rPr>
+          <w:lang w:val="en-US"/>
+        </w:rPr>
+        <w:t>NiftyTrader</w:t>
+      </w:r>
+      <w:proofErr w:type="spellEnd"/>
+      <w:r>
+        <w:rPr>
+          <w:lang w:val="en-US"/>
+        </w:rPr>
+        <w:t>, Research360</w:t>
       </w:r>
     </w:p>
     <w:p>
@@ -212,6 +254,23 @@
     </w:p>
     <w:p>
       <w:pPr>
+        <w:numPr>
+          <w:ilvl w:val="1"/>
+          <w:numId w:val="1"/>
+        </w:numPr>
+        <w:rPr>
+          <w:lang w:val="en-US"/>
+        </w:rPr>
+      </w:pPr>
+      <w:r>
+        <w:rPr>
+          <w:lang w:val="en-US"/>
+        </w:rPr>
+        <w:t>Present in tabular form to understand easily</w:t>
+      </w:r>
+    </w:p>
+    <w:p>
+      <w:pPr>
         <w:rPr>
           <w:b/>
           <w:bCs/>
@@ -437,6 +496,7 @@
         <w:rPr>
           <w:lang w:val="en-US"/>
         </w:rPr>
+        <w:lastRenderedPageBreak/>
         <w:t>Environmental clearances (for industrial/mining companies)</w:t>
       </w:r>
     </w:p>
@@ -454,7 +514,6 @@
         <w:rPr>
           <w:lang w:val="en-US"/>
         </w:rPr>
-        <w:lastRenderedPageBreak/>
         <w:t>Board meetings and key management changes</w:t>
       </w:r>
     </w:p>
@@ -893,6 +952,7 @@
         <w:rPr>
           <w:lang w:val="en-US"/>
         </w:rPr>
+        <w:lastRenderedPageBreak/>
         <w:t>Debt-to-Equity ratio trends</w:t>
       </w:r>
     </w:p>
@@ -910,7 +970,6 @@
           <w:bCs/>
           <w:lang w:val="en-US"/>
         </w:rPr>
-        <w:lastRenderedPageBreak/>
         <w:t>Phase 4: Risk Assessment - Identify Setbacks</w:t>
       </w:r>
     </w:p>
@@ -1337,6 +1396,7 @@
         <w:rPr>
           <w:lang w:val="en-US"/>
         </w:rPr>
+        <w:lastRenderedPageBreak/>
         <w:t>Digital India programs</w:t>
       </w:r>
     </w:p>
@@ -1354,7 +1414,6 @@
         <w:rPr>
           <w:lang w:val="en-US"/>
         </w:rPr>
-        <w:lastRenderedPageBreak/>
         <w:t>Green energy transition policies</w:t>
       </w:r>
     </w:p>
@@ -1831,6 +1890,7 @@
           <w:bCs/>
           <w:lang w:val="en-US"/>
         </w:rPr>
+        <w:lastRenderedPageBreak/>
         <w:t>Revenue History:</w:t>
       </w:r>
     </w:p>
@@ -1848,7 +1908,6 @@
         <w:rPr>
           <w:lang w:val="en-US"/>
         </w:rPr>
-        <w:lastRenderedPageBreak/>
         <w:t>Q[X] FY[XX]: ₹[X,XXX] crores (Est: ₹[X,XXX] crores) - [YoY Growth %]</w:t>
       </w:r>
     </w:p>
@@ -2031,7 +2090,7 @@
           <w:lang w:val="en-US"/>
         </w:rPr>
         <w:pict w14:anchorId="003CC4FD">
-          <v:rect id="_x0000_i1031" style="width:0;height:1.5pt" o:hralign="center" o:hrstd="t" o:hr="t" fillcolor="#a0a0a0" stroked="f"/>
+          <v:rect id="_x0000_i1025" style="width:0;height:1.5pt" o:hralign="center" o:hrstd="t" o:hr="t" fillcolor="#a0a0a0" stroked="f"/>
         </w:pict>
       </w:r>
     </w:p>
@@ -2160,11 +2219,19 @@
           <w:lang w:val="en-US"/>
         </w:rPr>
       </w:pPr>
-      <w:r>
-        <w:rPr>
-          <w:lang w:val="en-US"/>
-        </w:rPr>
-        <w:t>Moneycontrol, Economic Times Markets</w:t>
+      <w:proofErr w:type="spellStart"/>
+      <w:r>
+        <w:rPr>
+          <w:lang w:val="en-US"/>
+        </w:rPr>
+        <w:t>Moneycontrol</w:t>
+      </w:r>
+      <w:proofErr w:type="spellEnd"/>
+      <w:r>
+        <w:rPr>
+          <w:lang w:val="en-US"/>
+        </w:rPr>
+        <w:t>, Economic Times Markets</w:t>
       </w:r>
     </w:p>
     <w:p>
@@ -2194,11 +2261,19 @@
           <w:lang w:val="en-US"/>
         </w:rPr>
       </w:pPr>
-      <w:r>
-        <w:rPr>
-          <w:lang w:val="en-US"/>
-        </w:rPr>
-        <w:t>BloombergQuint, CNBC-TV18</w:t>
+      <w:proofErr w:type="spellStart"/>
+      <w:r>
+        <w:rPr>
+          <w:lang w:val="en-US"/>
+        </w:rPr>
+        <w:t>BloombergQuint</w:t>
+      </w:r>
+      <w:proofErr w:type="spellEnd"/>
+      <w:r>
+        <w:rPr>
+          <w:lang w:val="en-US"/>
+        </w:rPr>
+        <w:t>, CNBC-TV18</w:t>
       </w:r>
     </w:p>
     <w:p>
@@ -2211,11 +2286,33 @@
           <w:lang w:val="en-US"/>
         </w:rPr>
       </w:pPr>
-      <w:r>
-        <w:rPr>
-          <w:lang w:val="en-US"/>
-        </w:rPr>
-        <w:t>Equitymaster, Capitaline, Ace Equity</w:t>
+      <w:proofErr w:type="spellStart"/>
+      <w:r>
+        <w:rPr>
+          <w:lang w:val="en-US"/>
+        </w:rPr>
+        <w:t>Equitymaster</w:t>
+      </w:r>
+      <w:proofErr w:type="spellEnd"/>
+      <w:r>
+        <w:rPr>
+          <w:lang w:val="en-US"/>
+        </w:rPr>
+        <w:t xml:space="preserve">, </w:t>
+      </w:r>
+      <w:proofErr w:type="spellStart"/>
+      <w:r>
+        <w:rPr>
+          <w:lang w:val="en-US"/>
+        </w:rPr>
+        <w:t>Capitaline</w:t>
+      </w:r>
+      <w:proofErr w:type="spellEnd"/>
+      <w:r>
+        <w:rPr>
+          <w:lang w:val="en-US"/>
+        </w:rPr>
+        <w:t>, Ace Equity</w:t>
       </w:r>
     </w:p>
     <w:p>
@@ -2281,6 +2378,7 @@
         <w:rPr>
           <w:lang w:val="en-US"/>
         </w:rPr>
+        <w:lastRenderedPageBreak/>
         <w:t>CLSA, Morgan Stanley (for institutional view)</w:t>
       </w:r>
     </w:p>
@@ -2296,7 +2394,6 @@
           <w:bCs/>
           <w:lang w:val="en-US"/>
         </w:rPr>
-        <w:lastRenderedPageBreak/>
         <w:t>Government &amp; Regulatory:</w:t>
       </w:r>
     </w:p>
@@ -6999,6 +7096,7 @@
   <w:style w:type="character" w:default="1" w:styleId="DefaultParagraphFont">
     <w:name w:val="Default Paragraph Font"/>
     <w:uiPriority w:val="1"/>
+    <w:semiHidden/>
     <w:unhideWhenUsed/>
   </w:style>
   <w:style w:type="table" w:default="1" w:styleId="TableNormal">
